--- a/pr-preview/pr-325/chapters/notation.docx
+++ b/pr-preview/pr-325/chapters/notation.docx
@@ -15,7 +15,7 @@
         <w:pStyle w:val="Date"/>
       </w:pPr>
       <w:r>
-        <w:t xml:space="preserve">Last modified: 2026-10-22 15:07:23 (PDT)</w:t>
+        <w:t xml:space="preserve">Last modified: 2026-10-22 15:35:52 (PDT)</w:t>
       </w:r>
     </w:p>
     <w:tbl>

--- a/pr-preview/pr-325/chapters/notation.docx
+++ b/pr-preview/pr-325/chapters/notation.docx
@@ -15,7 +15,7 @@
         <w:pStyle w:val="Date"/>
       </w:pPr>
       <w:r>
-        <w:t xml:space="preserve">Last modified: 2026-10-22 15:35:52 (PDT)</w:t>
+        <w:t xml:space="preserve">Last modified: 2026-10-25 22:11:55 (PDT)</w:t>
       </w:r>
     </w:p>
     <w:tbl>
@@ -1259,7 +1259,7 @@
     </w:p>
     <w:bookmarkEnd w:id="15"/>
     <w:bookmarkEnd w:id="16"/>
-    <w:bookmarkStart w:id="26" w:name="one-operation-per-step"/>
+    <w:bookmarkStart w:id="27" w:name="one-operation-per-step"/>
     <w:p>
       <w:pPr>
         <w:pStyle w:val="Heading2"/>
@@ -2072,7 +2072,7 @@
                   <m:nor/>
                   <m:sty m:val="p"/>
                 </m:rPr>
-                <m:t>(split the sum)</m:t>
+                <m:t>(distribute the sum over the terms)</m:t>
               </m:r>
             </m:e>
             <m:e>
@@ -2400,7 +2400,7 @@
                   <m:nor/>
                   <m:sty m:val="p"/>
                 </m:rPr>
-                <m:t>(constant factor out of the sum)</m:t>
+                <m:t>(factor the constant out of the sum)</m:t>
               </m:r>
             </m:e>
             <m:e>
@@ -2780,7 +2780,7 @@
         <w:t xml:space="preserve"> </w:t>
       </w:r>
       <w:r>
-        <w:t xml:space="preserve">it splits the sum,</w:t>
+        <w:t xml:space="preserve">it distributes the sum over the terms,</w:t>
       </w:r>
       <w:r>
         <w:t xml:space="preserve"> </w:t>
@@ -3605,13 +3605,13 @@
         <w:t xml:space="preserve">which hides two operations in a sentence.</w:t>
       </w:r>
     </w:p>
-    <w:bookmarkStart w:id="20" w:name="applying-a-definition-is-a-step"/>
+    <w:bookmarkStart w:id="19" w:name="name-a-step-by-its-standard-rule"/>
     <w:p>
       <w:pPr>
         <w:pStyle w:val="Heading3"/>
       </w:pPr>
       <w:r>
-        <w:t xml:space="preserve">2.1 Applying a definition is a step</w:t>
+        <w:t xml:space="preserve">2.1 Name a step by its standard rule</w:t>
       </w:r>
     </w:p>
     <w:p>
@@ -3619,6 +3619,96 @@
         <w:pStyle w:val="FirstParagraph"/>
       </w:pPr>
       <w:r>
+        <w:t xml:space="preserve">Justify a line with the standard name of the rule it applies,</w:t>
+      </w:r>
+      <w:r>
+        <w:t xml:space="preserve"> </w:t>
+      </w:r>
+      <w:r>
+        <w:t xml:space="preserve">not an informal description of what it does to the symbols.</w:t>
+      </w:r>
+      <w:r>
+        <w:t xml:space="preserve"> </w:t>
+      </w:r>
+      <w:r>
+        <w:t xml:space="preserve">Write</w:t>
+      </w:r>
+      <w:r>
+        <w:t xml:space="preserve"> </w:t>
+      </w:r>
+      <w:r>
+        <w:t xml:space="preserve">“distribute the sum over the terms”</w:t>
+      </w:r>
+      <w:r>
+        <w:t xml:space="preserve"> </w:t>
+      </w:r>
+      <w:r>
+        <w:t xml:space="preserve">rather than</w:t>
+      </w:r>
+      <w:r>
+        <w:t xml:space="preserve"> </w:t>
+      </w:r>
+      <w:r>
+        <w:t xml:space="preserve">“split the sum”</w:t>
+      </w:r>
+      <w:r>
+        <w:t xml:space="preserve">,</w:t>
+      </w:r>
+      <w:r>
+        <w:t xml:space="preserve"> </w:t>
+      </w:r>
+      <w:r>
+        <w:t xml:space="preserve">and</w:t>
+      </w:r>
+      <w:r>
+        <w:t xml:space="preserve"> </w:t>
+      </w:r>
+      <w:r>
+        <w:t xml:space="preserve">“factor the constant out of the sum”</w:t>
+      </w:r>
+      <w:r>
+        <w:t xml:space="preserve"> </w:t>
+      </w:r>
+      <w:r>
+        <w:t xml:space="preserve">rather than</w:t>
+      </w:r>
+      <w:r>
+        <w:t xml:space="preserve"> </w:t>
+      </w:r>
+      <w:r>
+        <w:t xml:space="preserve">“pull out the constant”</w:t>
+      </w:r>
+      <w:r>
+        <w:t xml:space="preserve">.</w:t>
+      </w:r>
+      <w:r>
+        <w:t xml:space="preserve"> </w:t>
+      </w:r>
+      <w:r>
+        <w:t xml:space="preserve">A standard name tells the reader which rule to check the line against;</w:t>
+      </w:r>
+      <w:r>
+        <w:t xml:space="preserve"> </w:t>
+      </w:r>
+      <w:r>
+        <w:t xml:space="preserve">an informal one only describes the change.</w:t>
+      </w:r>
+    </w:p>
+    <w:bookmarkEnd w:id="19"/>
+    <w:bookmarkStart w:id="21" w:name="applying-a-definition-is-a-step"/>
+    <w:p>
+      <w:pPr>
+        <w:pStyle w:val="Heading3"/>
+      </w:pPr>
+      <w:r>
+        <w:t xml:space="preserve">2.2 Applying a definition is a step</w:t>
+      </w:r>
+    </w:p>
+    <w:p>
+      <w:pPr>
+        <w:pStyle w:val="FirstParagraph"/>
+      </w:pPr>
+      <w:r>
         <w:t xml:space="preserve">Replacing a named quantity with its definition</w:t>
       </w:r>
       <w:r>
@@ -3667,7 +3757,7 @@
         <w:t xml:space="preserve">substitute it on its own line, and cite the part.</w:t>
       </w:r>
     </w:p>
-    <w:bookmarkStart w:id="19" w:name="exm-apply-definition-step"/>
+    <w:bookmarkStart w:id="20" w:name="exm-apply-definition-step"/>
     <w:p>
       <w:pPr>
         <w:pStyle w:val="BodyText"/>
@@ -4309,15 +4399,15 @@
         <w:t xml:space="preserve">The ✅ version shows the definition on its own line.</w:t>
       </w:r>
     </w:p>
-    <w:bookmarkEnd w:id="19"/>
     <w:bookmarkEnd w:id="20"/>
-    <w:bookmarkStart w:id="21" w:name="using-a-fact-the-reader-has-not-seen"/>
+    <w:bookmarkEnd w:id="21"/>
+    <w:bookmarkStart w:id="22" w:name="using-a-fact-the-reader-has-not-seen"/>
     <w:p>
       <w:pPr>
         <w:pStyle w:val="Heading3"/>
       </w:pPr>
       <w:r>
-        <w:t xml:space="preserve">2.2 Using a fact the reader has not seen</w:t>
+        <w:t xml:space="preserve">2.3 Using a fact the reader has not seen</w:t>
       </w:r>
     </w:p>
     <w:p>
@@ -4352,14 +4442,14 @@
         <w:t xml:space="preserve">Don’t leave the fact as an unexplained justification.</w:t>
       </w:r>
     </w:p>
-    <w:bookmarkEnd w:id="21"/>
-    <w:bookmarkStart w:id="25" w:name="long-derivations"/>
+    <w:bookmarkEnd w:id="22"/>
+    <w:bookmarkStart w:id="26" w:name="long-derivations"/>
     <w:p>
       <w:pPr>
         <w:pStyle w:val="Heading3"/>
       </w:pPr>
       <w:r>
-        <w:t xml:space="preserve">2.3 Long derivations</w:t>
+        <w:t xml:space="preserve">2.4 Long derivations</w:t>
       </w:r>
     </w:p>
     <w:p>
@@ -4535,7 +4625,7 @@
         <w:t xml:space="preserve">can also keep each line short.</w:t>
       </w:r>
     </w:p>
-    <w:bookmarkStart w:id="22" w:name="X00e3fe72795486834d7309e5f3912c392b664b0"/>
+    <w:bookmarkStart w:id="23" w:name="X00e3fe72795486834d7309e5f3912c392b664b0"/>
     <w:p>
       <w:pPr>
         <w:pStyle w:val="Heading4"/>
@@ -4632,8 +4722,8 @@
         <w:t xml:space="preserve">does not yet know what it is for.</w:t>
       </w:r>
     </w:p>
-    <w:bookmarkEnd w:id="22"/>
-    <w:bookmarkStart w:id="24" w:name="color-where-a-result-is-used"/>
+    <w:bookmarkEnd w:id="23"/>
+    <w:bookmarkStart w:id="25" w:name="color-where-a-result-is-used"/>
     <w:p>
       <w:pPr>
         <w:pStyle w:val="Heading4"/>
@@ -4730,7 +4820,7 @@
         <w:t xml:space="preserve">, which renders in HTML (MathJax) and in PDF.</w:t>
       </w:r>
     </w:p>
-    <w:bookmarkStart w:id="23" w:name="exm-color-plug-in"/>
+    <w:bookmarkStart w:id="24" w:name="exm-color-plug-in"/>
     <w:p>
       <w:pPr>
         <w:pStyle w:val="BodyText"/>
@@ -4928,11 +5018,11 @@
         <w:t xml:space="preserve">The colors show at a glance which block each factor came from.</w:t>
       </w:r>
     </w:p>
-    <w:bookmarkEnd w:id="23"/>
     <w:bookmarkEnd w:id="24"/>
     <w:bookmarkEnd w:id="25"/>
     <w:bookmarkEnd w:id="26"/>
-    <w:bookmarkStart w:id="29" w:name="one-equals-sign-per-line"/>
+    <w:bookmarkEnd w:id="27"/>
+    <w:bookmarkStart w:id="30" w:name="one-equals-sign-per-line"/>
     <w:p>
       <w:pPr>
         <w:pStyle w:val="Heading2"/>
@@ -5075,7 +5165,7 @@
       <w:r>
         <w:t xml:space="preserve"> </w:t>
       </w:r>
-      <w:hyperlink r:id="rId27">
+      <w:hyperlink r:id="rId28">
         <w:r>
           <w:rPr>
             <w:rStyle w:val="Hyperlink"/>
@@ -5090,7 +5180,7 @@
         <w:t xml:space="preserve">asks.</w:t>
       </w:r>
     </w:p>
-    <w:bookmarkStart w:id="28" w:name="exm-one-equals-per-line"/>
+    <w:bookmarkStart w:id="29" w:name="exm-one-equals-per-line"/>
     <w:p>
       <w:pPr>
         <w:pStyle w:val="BodyText"/>
@@ -5611,7 +5701,7 @@
         <w:t xml:space="preserve">starting at the same place.</w:t>
       </w:r>
     </w:p>
-    <w:bookmarkEnd w:id="28"/>
+    <w:bookmarkEnd w:id="29"/>
     <w:p>
       <w:pPr>
         <w:pStyle w:val="BodyText"/>
@@ -6050,8 +6140,8 @@
         <w:t xml:space="preserve">or as separate statements in the text.</w:t>
       </w:r>
     </w:p>
-    <w:bookmarkEnd w:id="29"/>
-    <w:bookmarkStart w:id="31" w:name="functions-and-their-values"/>
+    <w:bookmarkEnd w:id="30"/>
+    <w:bookmarkStart w:id="32" w:name="functions-and-their-values"/>
     <w:p>
       <w:pPr>
         <w:pStyle w:val="Heading2"/>
@@ -6437,7 +6527,7 @@
         <w:t xml:space="preserve">.</w:t>
       </w:r>
     </w:p>
-    <w:bookmarkStart w:id="30" w:name="exm-function-evaluated-at"/>
+    <w:bookmarkStart w:id="31" w:name="exm-function-evaluated-at"/>
     <w:p>
       <w:pPr>
         <w:pStyle w:val="BodyText"/>
@@ -6892,7 +6982,7 @@
         <w:t xml:space="preserve">the nearest candidate is the mean function, not the outcome.</w:t>
       </w:r>
     </w:p>
-    <w:bookmarkEnd w:id="30"/>
+    <w:bookmarkEnd w:id="31"/>
     <w:p>
       <w:pPr>
         <w:pStyle w:val="BodyText"/>
@@ -7627,8 +7717,8 @@
         <w:t xml:space="preserve">.</w:t>
       </w:r>
     </w:p>
-    <w:bookmarkEnd w:id="31"/>
-    <w:bookmarkStart w:id="36" w:name="types-of-functions-and-procedures"/>
+    <w:bookmarkEnd w:id="32"/>
+    <w:bookmarkStart w:id="37" w:name="types-of-functions-and-procedures"/>
     <w:p>
       <w:pPr>
         <w:pStyle w:val="Heading2"/>
@@ -7647,7 +7737,7 @@
       <w:r>
         <w:t xml:space="preserve"> </w:t>
       </w:r>
-      <w:hyperlink r:id="rId32">
+      <w:hyperlink r:id="rId33">
         <w:r>
           <w:rPr>
             <w:rStyle w:val="Hyperlink"/>
@@ -7676,7 +7766,7 @@
       <w:r>
         <w:t xml:space="preserve"> </w:t>
       </w:r>
-      <w:hyperlink r:id="rId33">
+      <w:hyperlink r:id="rId34">
         <w:r>
           <w:rPr>
             <w:rStyle w:val="Hyperlink"/>
@@ -7702,7 +7792,7 @@
       <w:r>
         <w:t xml:space="preserve"> </w:t>
       </w:r>
-      <w:hyperlink r:id="rId34">
+      <w:hyperlink r:id="rId35">
         <w:r>
           <w:rPr>
             <w:rStyle w:val="Hyperlink"/>
@@ -7810,7 +7900,7 @@
         <w:t xml:space="preserve">and list only the other inputs as what specifies the function.</w:t>
       </w:r>
     </w:p>
-    <w:bookmarkStart w:id="35" w:name="exm-function-types"/>
+    <w:bookmarkStart w:id="36" w:name="exm-function-types"/>
     <w:p>
       <w:pPr>
         <w:pStyle w:val="BodyText"/>
@@ -7991,7 +8081,7 @@
         <w:t xml:space="preserve">so it is not one of the inputs that specify the procedure.</w:t>
       </w:r>
     </w:p>
-    <w:bookmarkEnd w:id="35"/>
+    <w:bookmarkEnd w:id="36"/>
     <w:p>
       <w:pPr>
         <w:pStyle w:val="BodyText"/>
@@ -8018,8 +8108,8 @@
         <w:t xml:space="preserve">is an error even when the notation looks right.</w:t>
       </w:r>
     </w:p>
-    <w:bookmarkEnd w:id="36"/>
-    <w:bookmarkStart w:id="39" w:name="random-variables-and-their-values"/>
+    <w:bookmarkEnd w:id="37"/>
+    <w:bookmarkStart w:id="40" w:name="random-variables-and-their-values"/>
     <w:p>
       <w:pPr>
         <w:pStyle w:val="Heading2"/>
@@ -8287,7 +8377,7 @@
         <w:t xml:space="preserve">.</w:t>
       </w:r>
     </w:p>
-    <w:bookmarkStart w:id="37" w:name="exm-random-variable-vs-value"/>
+    <w:bookmarkStart w:id="38" w:name="exm-random-variable-vs-value"/>
     <w:p>
       <w:pPr>
         <w:pStyle w:val="BodyText"/>
@@ -8520,7 +8610,7 @@
         <w:t xml:space="preserve">, is itself a random variable.</w:t>
       </w:r>
     </w:p>
-    <w:bookmarkEnd w:id="37"/>
+    <w:bookmarkEnd w:id="38"/>
     <w:p>
       <w:pPr>
         <w:pStyle w:val="BodyText"/>
@@ -9158,7 +9248,7 @@
         <w:t xml:space="preserve">.</w:t>
       </w:r>
     </w:p>
-    <w:bookmarkStart w:id="38" w:name="exm-variable-vs-value-in-words"/>
+    <w:bookmarkStart w:id="39" w:name="exm-variable-vs-value-in-words"/>
     <w:p>
       <w:pPr>
         <w:pStyle w:val="BodyText"/>
@@ -9285,7 +9375,7 @@
         <w:t xml:space="preserve">which is what the symbols say.</w:t>
       </w:r>
     </w:p>
-    <w:bookmarkEnd w:id="38"/>
+    <w:bookmarkEnd w:id="39"/>
     <w:p>
       <w:pPr>
         <w:pStyle w:val="BodyText"/>
@@ -9379,8 +9469,8 @@
         <w:t xml:space="preserve">.</w:t>
       </w:r>
     </w:p>
-    <w:bookmarkEnd w:id="39"/>
-    <w:bookmarkStart w:id="44" w:name="matching-names-and-notation"/>
+    <w:bookmarkEnd w:id="40"/>
+    <w:bookmarkStart w:id="45" w:name="matching-names-and-notation"/>
     <w:p>
       <w:pPr>
         <w:pStyle w:val="Heading2"/>
@@ -9491,7 +9581,7 @@
       <w:r>
         <w:t xml:space="preserve"> </w:t>
       </w:r>
-      <w:hyperlink r:id="rId40">
+      <w:hyperlink r:id="rId41">
         <w:r>
           <w:rPr>
             <w:rStyle w:val="Hyperlink"/>
@@ -9503,7 +9593,7 @@
         <w:t xml:space="preserve">).</w:t>
       </w:r>
     </w:p>
-    <w:bookmarkStart w:id="41" w:name="exm-name-matches-notation"/>
+    <w:bookmarkStart w:id="42" w:name="exm-name-matches-notation"/>
     <w:p>
       <w:pPr>
         <w:pStyle w:val="BodyText"/>
@@ -9996,7 +10086,7 @@
         <w:t xml:space="preserve">.</w:t>
       </w:r>
     </w:p>
-    <w:bookmarkEnd w:id="41"/>
+    <w:bookmarkEnd w:id="42"/>
     <w:p>
       <w:pPr>
         <w:pStyle w:val="BodyText"/>
@@ -10017,7 +10107,7 @@
         <w:t xml:space="preserve">and make them agree.</w:t>
       </w:r>
     </w:p>
-    <w:bookmarkStart w:id="43" w:name="label-every-inline-symbol"/>
+    <w:bookmarkStart w:id="44" w:name="label-every-inline-symbol"/>
     <w:p>
       <w:pPr>
         <w:pStyle w:val="Heading3"/>
@@ -10081,7 +10171,7 @@
         <w:t xml:space="preserve">.</w:t>
       </w:r>
     </w:p>
-    <w:bookmarkStart w:id="42" w:name="exm-label-inline-symbol"/>
+    <w:bookmarkStart w:id="43" w:name="exm-label-inline-symbol"/>
     <w:p>
       <w:pPr>
         <w:pStyle w:val="BodyText"/>
@@ -10265,10 +10355,10 @@
         <w:t xml:space="preserve">and the symbol that follows the label confirms which quantity is meant.</w:t>
       </w:r>
     </w:p>
-    <w:bookmarkEnd w:id="42"/>
     <w:bookmarkEnd w:id="43"/>
     <w:bookmarkEnd w:id="44"/>
-    <w:bookmarkStart w:id="53" w:name="using-shared-macros"/>
+    <w:bookmarkEnd w:id="45"/>
+    <w:bookmarkStart w:id="54" w:name="using-shared-macros"/>
     <w:p>
       <w:pPr>
         <w:pStyle w:val="Heading2"/>
@@ -10341,7 +10431,7 @@
         <w:t xml:space="preserve">so the next document finds it.</w:t>
       </w:r>
     </w:p>
-    <w:bookmarkStart w:id="45" w:name="exm-use-shared-macro"/>
+    <w:bookmarkStart w:id="46" w:name="exm-use-shared-macro"/>
     <w:p>
       <w:pPr>
         <w:pStyle w:val="BodyText"/>
@@ -10426,7 +10516,7 @@
         <w:t xml:space="preserve">every document that uses the macro changes with it.</w:t>
       </w:r>
     </w:p>
-    <w:bookmarkEnd w:id="45"/>
+    <w:bookmarkEnd w:id="46"/>
     <w:p>
       <w:pPr>
         <w:pStyle w:val="BodyText"/>
@@ -10628,7 +10718,7 @@
         <w:t xml:space="preserve">and the rule for Latin letters below says when that applies.</w:t>
       </w:r>
     </w:p>
-    <w:bookmarkStart w:id="46" w:name="exm-semantic-macro-name"/>
+    <w:bookmarkStart w:id="47" w:name="exm-semantic-macro-name"/>
     <w:p>
       <w:pPr>
         <w:pStyle w:val="BodyText"/>
@@ -10707,7 +10797,7 @@
         <w:t xml:space="preserve">changes one line in the shared file.</w:t>
       </w:r>
     </w:p>
-    <w:bookmarkEnd w:id="46"/>
+    <w:bookmarkEnd w:id="47"/>
     <w:p>
       <w:pPr>
         <w:pStyle w:val="BodyText"/>
@@ -10829,7 +10919,7 @@
         <w:t xml:space="preserve">existing hats are converted in separate sweeps.</w:t>
       </w:r>
     </w:p>
-    <w:bookmarkStart w:id="47" w:name="exm-semantic-decorator"/>
+    <w:bookmarkStart w:id="48" w:name="exm-semantic-decorator"/>
     <w:p>
       <w:pPr>
         <w:pStyle w:val="BodyText"/>
@@ -10917,7 +11007,7 @@
         <w:t xml:space="preserve">changes.</w:t>
       </w:r>
     </w:p>
-    <w:bookmarkEnd w:id="47"/>
+    <w:bookmarkEnd w:id="48"/>
     <w:p>
       <w:pPr>
         <w:pStyle w:val="BodyText"/>
@@ -11106,7 +11196,7 @@
         <w:t xml:space="preserve">may write the font command directly.</w:t>
       </w:r>
     </w:p>
-    <w:bookmarkStart w:id="48" w:name="exm-semantic-font"/>
+    <w:bookmarkStart w:id="49" w:name="exm-semantic-font"/>
     <w:p>
       <w:pPr>
         <w:pStyle w:val="BodyText"/>
@@ -11194,7 +11284,7 @@
         <w:t xml:space="preserve">changes.</w:t>
       </w:r>
     </w:p>
-    <w:bookmarkEnd w:id="48"/>
+    <w:bookmarkEnd w:id="49"/>
     <w:p>
       <w:pPr>
         <w:pStyle w:val="BodyText"/>
@@ -11563,7 +11653,7 @@
         <w:t xml:space="preserve">.</w:t>
       </w:r>
     </w:p>
-    <w:bookmarkStart w:id="49" w:name="exm-semantic-latin-letter"/>
+    <w:bookmarkStart w:id="50" w:name="exm-semantic-latin-letter"/>
     <w:p>
       <w:pPr>
         <w:pStyle w:val="BodyText"/>
@@ -11653,7 +11743,7 @@
         <w:t xml:space="preserve">which letter is the outcome and which is the residual.</w:t>
       </w:r>
     </w:p>
-    <w:bookmarkEnd w:id="49"/>
+    <w:bookmarkEnd w:id="50"/>
     <w:p>
       <w:pPr>
         <w:pStyle w:val="BodyText"/>
@@ -11680,7 +11770,7 @@
         <w:t xml:space="preserve">and a reader sees which quantity it is about.</w:t>
       </w:r>
     </w:p>
-    <w:bookmarkStart w:id="50" w:name="exm-named-quantity"/>
+    <w:bookmarkStart w:id="51" w:name="exm-named-quantity"/>
     <w:p>
       <w:pPr>
         <w:pStyle w:val="BodyText"/>
@@ -11792,7 +11882,7 @@
         <w:t xml:space="preserve">and it names the quantity the gradient depends on.</w:t>
       </w:r>
     </w:p>
-    <w:bookmarkEnd w:id="50"/>
+    <w:bookmarkEnd w:id="51"/>
     <w:p>
       <w:pPr>
         <w:pStyle w:val="BodyText"/>
@@ -11954,7 +12044,7 @@
         <w:t xml:space="preserve">are not delimiters.</w:t>
       </w:r>
     </w:p>
-    <w:bookmarkStart w:id="51" w:name="exm-semantic-delimiter"/>
+    <w:bookmarkStart w:id="52" w:name="exm-semantic-delimiter"/>
     <w:p>
       <w:pPr>
         <w:pStyle w:val="BodyText"/>
@@ -12033,7 +12123,7 @@
         <w:t xml:space="preserve">edits one definition in the shared file.</w:t>
       </w:r>
     </w:p>
-    <w:bookmarkEnd w:id="51"/>
+    <w:bookmarkEnd w:id="52"/>
     <w:p>
       <w:pPr>
         <w:pStyle w:val="BodyText"/>
@@ -12072,7 +12162,7 @@
         <w:t xml:space="preserve">with its meaning.</w:t>
       </w:r>
     </w:p>
-    <w:bookmarkStart w:id="52" w:name="exm-describe-symbol-not-macro"/>
+    <w:bookmarkStart w:id="53" w:name="exm-describe-symbol-not-macro"/>
     <w:p>
       <w:pPr>
         <w:pStyle w:val="BodyText"/>
@@ -12145,9 +12235,9 @@
         <w:t xml:space="preserve">and the symbol has its own row in the notation table.</w:t>
       </w:r>
     </w:p>
-    <w:bookmarkEnd w:id="52"/>
     <w:bookmarkEnd w:id="53"/>
-    <w:bookmarkStart w:id="56" w:name="making-expressions-concise"/>
+    <w:bookmarkEnd w:id="54"/>
+    <w:bookmarkStart w:id="57" w:name="making-expressions-concise"/>
     <w:p>
       <w:pPr>
         <w:pStyle w:val="Heading2"/>
@@ -12178,7 +12268,7 @@
       <w:r>
         <w:t xml:space="preserve"> </w:t>
       </w:r>
-      <w:hyperlink r:id="rId54">
+      <w:hyperlink r:id="rId55">
         <w:r>
           <w:rPr>
             <w:rStyle w:val="Hyperlink"/>
@@ -12246,7 +12336,7 @@
         <w:t xml:space="preserve">and write the macro everywhere the chunk appears.</w:t>
       </w:r>
     </w:p>
-    <w:bookmarkStart w:id="55" w:name="exm-concise-expression"/>
+    <w:bookmarkStart w:id="56" w:name="exm-concise-expression"/>
     <w:p>
       <w:pPr>
         <w:pStyle w:val="BodyText"/>
@@ -12340,7 +12430,7 @@
         <w:t xml:space="preserve">and each formula shows at a glance what it is built from.</w:t>
       </w:r>
     </w:p>
-    <w:bookmarkEnd w:id="55"/>
+    <w:bookmarkEnd w:id="56"/>
     <w:p>
       <w:pPr>
         <w:pStyle w:val="BodyText"/>
@@ -12393,8 +12483,8 @@
         <w:t xml:space="preserve">.</w:t>
       </w:r>
     </w:p>
-    <w:bookmarkEnd w:id="56"/>
-    <w:bookmarkStart w:id="58" w:name="abstract-unused-subexpressions"/>
+    <w:bookmarkEnd w:id="57"/>
+    <w:bookmarkStart w:id="59" w:name="abstract-unused-subexpressions"/>
     <w:p>
       <w:pPr>
         <w:pStyle w:val="Heading2"/>
@@ -12570,7 +12660,7 @@
         <w:t xml:space="preserve">before the first line that uses the symbol.</w:t>
       </w:r>
     </w:p>
-    <w:bookmarkStart w:id="57" w:name="exm-abstract-unused-subexpressions"/>
+    <w:bookmarkStart w:id="58" w:name="exm-abstract-unused-subexpressions"/>
     <w:p>
       <w:pPr>
         <w:pStyle w:val="BodyText"/>
@@ -12719,9 +12809,9 @@
         <w:t xml:space="preserve">stands for.</w:t>
       </w:r>
     </w:p>
-    <w:bookmarkEnd w:id="57"/>
     <w:bookmarkEnd w:id="58"/>
-    <w:bookmarkStart w:id="60" w:name="writing-dot-products"/>
+    <w:bookmarkEnd w:id="59"/>
+    <w:bookmarkStart w:id="61" w:name="writing-dot-products"/>
     <w:p>
       <w:pPr>
         <w:pStyle w:val="Heading2"/>
@@ -12894,7 +12984,7 @@
         <w:t xml:space="preserve">and to work out that the result is a single number.</w:t>
       </w:r>
     </w:p>
-    <w:bookmarkStart w:id="59" w:name="exm-dot-product"/>
+    <w:bookmarkStart w:id="60" w:name="exm-dot-product"/>
     <w:p>
       <w:pPr>
         <w:pStyle w:val="BodyText"/>
@@ -13123,7 +13213,7 @@
         <w:t xml:space="preserve">.</w:t>
       </w:r>
     </w:p>
-    <w:bookmarkEnd w:id="59"/>
+    <w:bookmarkEnd w:id="60"/>
     <w:p>
       <w:pPr>
         <w:pStyle w:val="BodyText"/>
@@ -13282,8 +13372,8 @@
         <w:t xml:space="preserve">such as a definition of an inner product space.</w:t>
       </w:r>
     </w:p>
-    <w:bookmarkEnd w:id="60"/>
-    <w:bookmarkStart w:id="63" w:name="writing-out-notational-shorthands"/>
+    <w:bookmarkEnd w:id="61"/>
+    <w:bookmarkStart w:id="64" w:name="writing-out-notational-shorthands"/>
     <w:p>
       <w:pPr>
         <w:pStyle w:val="Heading2"/>
@@ -13722,7 +13812,7 @@
       <w:r>
         <w:t xml:space="preserve"> </w:t>
       </w:r>
-      <w:hyperlink r:id="rId61">
+      <w:hyperlink r:id="rId62">
         <w:r>
           <w:rPr>
             <w:rStyle w:val="Hyperlink"/>
@@ -13763,7 +13853,7 @@
         <w:t xml:space="preserve">catalogs common shorthands and their full forms.</w:t>
       </w:r>
     </w:p>
-    <w:bookmarkStart w:id="62" w:name="exm-notational-shorthand"/>
+    <w:bookmarkStart w:id="63" w:name="exm-notational-shorthand"/>
     <w:p>
       <w:pPr>
         <w:pStyle w:val="BodyText"/>
@@ -14330,9 +14420,9 @@
         <w:t xml:space="preserve">observations.</w:t>
       </w:r>
     </w:p>
-    <w:bookmarkEnd w:id="62"/>
     <w:bookmarkEnd w:id="63"/>
-    <w:bookmarkStart w:id="68" w:name="stating-assumptions-before-using-them"/>
+    <w:bookmarkEnd w:id="64"/>
+    <w:bookmarkStart w:id="69" w:name="stating-assumptions-before-using-them"/>
     <w:p>
       <w:pPr>
         <w:pStyle w:val="Heading2"/>
@@ -14675,7 +14765,7 @@
         <w:t xml:space="preserve">because the assumptions use the names it introduces.</w:t>
       </w:r>
     </w:p>
-    <w:bookmarkStart w:id="64" w:name="exm-assumptions-first"/>
+    <w:bookmarkStart w:id="65" w:name="exm-assumptions-first"/>
     <w:p>
       <w:pPr>
         <w:pStyle w:val="BodyText"/>
@@ -15357,8 +15447,8 @@
         <w:t xml:space="preserve">and the justification says exactly where the condition is used.</w:t>
       </w:r>
     </w:p>
-    <w:bookmarkEnd w:id="64"/>
-    <w:bookmarkStart w:id="65" w:name="exm-assumptions-bullet-list"/>
+    <w:bookmarkEnd w:id="65"/>
+    <w:bookmarkStart w:id="66" w:name="exm-assumptions-bullet-list"/>
     <w:p>
       <w:pPr>
         <w:pStyle w:val="BodyText"/>
@@ -15563,8 +15653,8 @@
         <w:t xml:space="preserve">and the bullets show that the three assumptions are parallel and separate.</w:t>
       </w:r>
     </w:p>
-    <w:bookmarkEnd w:id="65"/>
-    <w:bookmarkStart w:id="66" w:name="exm-notation-bullet-list"/>
+    <w:bookmarkEnd w:id="66"/>
+    <w:bookmarkStart w:id="67" w:name="exm-notation-bullet-list"/>
     <w:p>
       <w:pPr>
         <w:pStyle w:val="BodyText"/>
@@ -15778,8 +15868,8 @@
         <w:t xml:space="preserve">a separate assumptions list after this one would state it.</w:t>
       </w:r>
     </w:p>
-    <w:bookmarkEnd w:id="66"/>
-    <w:bookmarkStart w:id="67" w:name="exm-parametrization-is-notation"/>
+    <w:bookmarkEnd w:id="67"/>
+    <w:bookmarkStart w:id="68" w:name="exm-parametrization-is-notation"/>
     <w:p>
       <w:pPr>
         <w:pStyle w:val="BodyText"/>
@@ -16074,8 +16164,8 @@
         <w:t xml:space="preserve">.</w:t>
       </w:r>
     </w:p>
-    <w:bookmarkEnd w:id="67"/>
     <w:bookmarkEnd w:id="68"/>
+    <w:bookmarkEnd w:id="69"/>
     <w:sectPr>
       <w:footnotePr>
         <w:numRestart w:val="eachSect"/>

--- a/pr-preview/pr-325/chapters/notation.docx
+++ b/pr-preview/pr-325/chapters/notation.docx
@@ -15,7 +15,7 @@
         <w:pStyle w:val="Date"/>
       </w:pPr>
       <w:r>
-        <w:t xml:space="preserve">Last modified: 2026-10-25 22:11:55 (PDT)</w:t>
+        <w:t xml:space="preserve">Last modified: 2026-10-27 20:05:14 (PDT)</w:t>
       </w:r>
     </w:p>
     <w:tbl>
@@ -3721,7 +3721,7 @@
         <w:t xml:space="preserve"> </w:t>
       </w:r>
       <w:r>
-        <w:t xml:space="preserve">It is where the general rules meet the specific problem,</w:t>
+        <w:t xml:space="preserve">This replacement applies the general rules to the specific problem,</w:t>
       </w:r>
       <w:r>
         <w:t xml:space="preserve"> </w:t>
@@ -4713,7 +4713,7 @@
         <w:pStyle w:val="FirstParagraph"/>
       </w:pPr>
       <w:r>
-        <w:t xml:space="preserve">A reader who meets the inner derivative first</w:t>
+        <w:t xml:space="preserve">A reader who encounters the inner derivative first</w:t>
       </w:r>
       <w:r>
         <w:t xml:space="preserve"> </w:t>
@@ -12153,7 +12153,7 @@
         <w:t xml:space="preserve"> </w:t>
       </w:r>
       <w:r>
-        <w:t xml:space="preserve">List every symbol that the reader meets in the document’s notation table,</w:t>
+        <w:t xml:space="preserve">List every symbol that the reader encounters in the document’s notation table,</w:t>
       </w:r>
       <w:r>
         <w:t xml:space="preserve"> </w:t>
@@ -12431,6 +12431,151 @@
       </w:r>
     </w:p>
     <w:bookmarkEnd w:id="56"/>
+    <w:p>
+      <w:pPr>
+        <w:pStyle w:val="BodyText"/>
+      </w:pPr>
+      <w:r>
+        <w:t xml:space="preserve">Write each expression in its most compact form,</w:t>
+      </w:r>
+      <w:r>
+        <w:t xml:space="preserve"> </w:t>
+      </w:r>
+      <w:r>
+        <w:t xml:space="preserve">built from named sub-pieces that are defined separately.</w:t>
+      </w:r>
+      <w:r>
+        <w:t xml:space="preserve"> </w:t>
+      </w:r>
+      <w:r>
+        <w:t xml:space="preserve">Use one form per expression, and keep it simple.</w:t>
+      </w:r>
+      <w:r>
+        <w:t xml:space="preserve"> </w:t>
+      </w:r>
+      <w:r>
+        <w:t xml:space="preserve">For example, write the expected squared error</w:t>
+      </w:r>
+      <w:r>
+        <w:t xml:space="preserve"> </w:t>
+      </w:r>
+      <w:r>
+        <w:t xml:space="preserve">as the squared bias plus the variance plus the irreducible error,</w:t>
+      </w:r>
+      <w:r>
+        <w:t xml:space="preserve"> </w:t>
+      </w:r>
+      <w:r>
+        <w:t xml:space="preserve">and define each of the three pieces on its own,</w:t>
+      </w:r>
+      <w:r>
+        <w:t xml:space="preserve"> </w:t>
+      </w:r>
+      <w:r>
+        <w:t xml:space="preserve">instead of expanding them inside the formula.</w:t>
+      </w:r>
+    </w:p>
+    <w:p>
+      <w:pPr>
+        <w:pStyle w:val="BodyText"/>
+      </w:pPr>
+      <w:r>
+        <w:t xml:space="preserve">Search the shared macros for the chunk before you write it by hand.</w:t>
+      </w:r>
+      <w:r>
+        <w:t xml:space="preserve"> </w:t>
+      </w:r>
+      <w:r>
+        <w:t xml:space="preserve">A macro often exists already,</w:t>
+      </w:r>
+      <w:r>
+        <w:t xml:space="preserve"> </w:t>
+      </w:r>
+      <w:r>
+        <w:t xml:space="preserve">and any expression spelled out in full that a macro or a shorter form could say</w:t>
+      </w:r>
+      <w:r>
+        <w:t xml:space="preserve"> </w:t>
+      </w:r>
+      <w:r>
+        <w:t xml:space="preserve">is the sign that nobody looked.</w:t>
+      </w:r>
+      <w:r>
+        <w:t xml:space="preserve"> </w:t>
+      </w:r>
+      <w:r>
+        <w:t xml:space="preserve">A difference is only the commonest case.</w:t>
+      </w:r>
+      <w:r>
+        <w:t xml:space="preserve"> </w:t>
+      </w:r>
+      <w:r>
+        <w:t xml:space="preserve">For example, an exercise wrote the left side of the bias–variance decomposition as</w:t>
+      </w:r>
+      <w:r>
+        <w:t xml:space="preserve"> </w:t>
+      </w:r>
+      <w:r>
+        <w:rPr>
+          <w:rStyle w:val="VerbatimChar"/>
+        </w:rPr>
+        <w:t xml:space="preserve">\E{\paren{\newoutvar - \predvalf{\newpredval}}^2}</w:t>
+      </w:r>
+      <w:r>
+        <w:t xml:space="preserve">,</w:t>
+      </w:r>
+      <w:r>
+        <w:t xml:space="preserve"> </w:t>
+      </w:r>
+      <w:r>
+        <w:t xml:space="preserve">when</w:t>
+      </w:r>
+      <w:r>
+        <w:t xml:space="preserve"> </w:t>
+      </w:r>
+      <w:r>
+        <w:rPr>
+          <w:rStyle w:val="VerbatimChar"/>
+        </w:rPr>
+        <w:t xml:space="preserve">\prederrf{\predvalf{\newpredval}}</w:t>
+      </w:r>
+      <w:r>
+        <w:t xml:space="preserve"> </w:t>
+      </w:r>
+      <w:r>
+        <w:t xml:space="preserve">names the same prediction error,</w:t>
+      </w:r>
+      <w:r>
+        <w:t xml:space="preserve"> </w:t>
+      </w:r>
+      <w:r>
+        <w:t xml:space="preserve">and the squared bias, written out the same way, has</w:t>
+      </w:r>
+      <w:r>
+        <w:t xml:space="preserve"> </w:t>
+      </w:r>
+      <w:r>
+        <w:rPr>
+          <w:rStyle w:val="VerbatimChar"/>
+        </w:rPr>
+        <w:t xml:space="preserve">\biassymf</w:t>
+      </w:r>
+      <w:r>
+        <w:t xml:space="preserve">.</w:t>
+      </w:r>
+      <w:r>
+        <w:t xml:space="preserve"> </w:t>
+      </w:r>
+      <w:r>
+        <w:t xml:space="preserve">When you find one such chunk, sweep the other notes repositories for it,</w:t>
+      </w:r>
+      <w:r>
+        <w:t xml:space="preserve"> </w:t>
+      </w:r>
+      <w:r>
+        <w:t xml:space="preserve">in small batches of one repository each.</w:t>
+      </w:r>
+    </w:p>
     <w:p>
       <w:pPr>
         <w:pStyle w:val="BodyText"/>
@@ -13373,13 +13518,1208 @@
       </w:r>
     </w:p>
     <w:bookmarkEnd w:id="61"/>
-    <w:bookmarkStart w:id="64" w:name="writing-out-notational-shorthands"/>
+    <w:bookmarkStart w:id="62" w:name="Xcadec684a8c62d96e0cd09cc83a1974f58d7be5"/>
     <w:p>
       <w:pPr>
         <w:pStyle w:val="Heading2"/>
       </w:pPr>
       <w:r>
-        <w:t xml:space="preserve">12 Writing out notational shorthands</w:t>
+        <w:t xml:space="preserve">12 Using the notation that best represents the concept</w:t>
+      </w:r>
+    </w:p>
+    <w:p>
+      <w:pPr>
+        <w:pStyle w:val="FirstParagraph"/>
+      </w:pPr>
+      <w:r>
+        <w:t xml:space="preserve">Use the notation that best represents the concept being depicted.</w:t>
+      </w:r>
+      <w:r>
+        <w:t xml:space="preserve"> </w:t>
+      </w:r>
+      <w:r>
+        <w:t xml:space="preserve">Choose the symbol, the macro and the name by asking what the object is,</w:t>
+      </w:r>
+      <w:r>
+        <w:t xml:space="preserve"> </w:t>
+      </w:r>
+      <w:r>
+        <w:t xml:space="preserve">not by asking what is quicker to type or what the nearby text used.</w:t>
+      </w:r>
+      <w:r>
+        <w:t xml:space="preserve"> </w:t>
+      </w:r>
+      <w:r>
+        <w:t xml:space="preserve">A symbol that fits a different concept sends the reader to the wrong idea.</w:t>
+      </w:r>
+    </w:p>
+    <w:p>
+      <w:pPr>
+        <w:pStyle w:val="BodyText"/>
+      </w:pPr>
+      <w:r>
+        <w:t xml:space="preserve">The rules that follow are cases of this principle:</w:t>
+      </w:r>
+    </w:p>
+    <w:p>
+      <w:pPr>
+        <w:pStyle w:val="Compact"/>
+        <w:numPr>
+          <w:ilvl w:val="0"/>
+          <w:numId w:val="1013"/>
+        </w:numPr>
+      </w:pPr>
+      <w:r>
+        <w:t xml:space="preserve">The predictor matrix and the design matrix are different objects, so they get different symbols.</w:t>
+      </w:r>
+    </w:p>
+    <w:p>
+      <w:pPr>
+        <w:pStyle w:val="Compact"/>
+        <w:numPr>
+          <w:ilvl w:val="0"/>
+          <w:numId w:val="1013"/>
+        </w:numPr>
+      </w:pPr>
+      <w:r>
+        <w:t xml:space="preserve">The mean function is a mean, so it is</w:t>
+      </w:r>
+      <w:r>
+        <w:t xml:space="preserve"> </w:t>
+      </w:r>
+      <w:r>
+        <w:t xml:space="preserve">$\truemean$</w:t>
+      </w:r>
+      <w:r>
+        <w:t xml:space="preserve">, not</w:t>
+      </w:r>
+      <w:r>
+        <w:t xml:space="preserve"> </w:t>
+      </w:r>
+      <w:r>
+        <w:t xml:space="preserve">$\predfn$</w:t>
+      </w:r>
+      <w:r>
+        <w:t xml:space="preserve">.</w:t>
+      </w:r>
+    </w:p>
+    <w:p>
+      <w:pPr>
+        <w:pStyle w:val="Compact"/>
+        <w:numPr>
+          <w:ilvl w:val="0"/>
+          <w:numId w:val="1013"/>
+        </w:numPr>
+      </w:pPr>
+      <w:r>
+        <w:t xml:space="preserve">The fitted prediction function is a prediction function, so it is named as one, not as a fitted mean function.</w:t>
+      </w:r>
+    </w:p>
+    <w:p>
+      <w:pPr>
+        <w:pStyle w:val="Compact"/>
+        <w:numPr>
+          <w:ilvl w:val="0"/>
+          <w:numId w:val="1013"/>
+        </w:numPr>
+      </w:pPr>
+      <w:r>
+        <w:t xml:space="preserve">A reference formula is a general statement, so it is written in its general form, not for one example.</w:t>
+      </w:r>
+    </w:p>
+    <w:p>
+      <w:pPr>
+        <w:pStyle w:val="FirstParagraph"/>
+      </w:pPr>
+      <w:r>
+        <w:t xml:space="preserve">When no rule covers a case, ask the same question:</w:t>
+      </w:r>
+      <w:r>
+        <w:t xml:space="preserve"> </w:t>
+      </w:r>
+      <w:r>
+        <w:t xml:space="preserve">which symbol, name and form best represents the concept here?</w:t>
+      </w:r>
+      <w:r>
+        <w:t xml:space="preserve"> </w:t>
+      </w:r>
+      <w:r>
+        <w:t xml:space="preserve">Then record the answer as a rule, with this principle as its reason.</w:t>
+      </w:r>
+    </w:p>
+    <w:bookmarkEnd w:id="62"/>
+    <w:bookmarkStart w:id="64" w:name="X9857f22a379a2f58c5963942aa246933a5ce6a5"/>
+    <w:p>
+      <w:pPr>
+        <w:pStyle w:val="Heading2"/>
+      </w:pPr>
+      <w:r>
+        <w:t xml:space="preserve">13 Writing the predictor and design matrices</w:t>
+      </w:r>
+    </w:p>
+    <w:p>
+      <w:pPr>
+        <w:pStyle w:val="FirstParagraph"/>
+      </w:pPr>
+      <w:r>
+        <w:t xml:space="preserve">Write a matrix in matrix styling, not in the plain italic of a scalar.</w:t>
+      </w:r>
+      <w:r>
+        <w:t xml:space="preserve"> </w:t>
+      </w:r>
+      <w:r>
+        <w:t xml:space="preserve">This holds for the predictor matrix</w:t>
+      </w:r>
+      <w:r>
+        <w:t xml:space="preserve"> </w:t>
+      </w:r>
+      <w:r>
+        <w:t xml:space="preserve">$\mX$</w:t>
+      </w:r>
+      <w:r>
+        <w:t xml:space="preserve"> </w:t>
+      </w:r>
+      <w:r>
+        <w:t xml:space="preserve">in every file you edit:</w:t>
+      </w:r>
+      <w:r>
+        <w:t xml:space="preserve"> </w:t>
+      </w:r>
+      <w:r>
+        <w:t xml:space="preserve">notes, assignments, solutions, slides and note sheets.</w:t>
+      </w:r>
+      <w:r>
+        <w:t xml:space="preserve"> </w:t>
+      </w:r>
+      <w:r>
+        <w:t xml:space="preserve">A plain italic</w:t>
+      </w:r>
+      <w:r>
+        <w:t xml:space="preserve"> </w:t>
+      </w:r>
+      <m:oMath>
+        <m:r>
+          <m:t>X</m:t>
+        </m:r>
+      </m:oMath>
+      <w:r>
+        <w:t xml:space="preserve"> </w:t>
+      </w:r>
+      <w:r>
+        <w:t xml:space="preserve">reads as a random variable or a single number.</w:t>
+      </w:r>
+      <w:r>
+        <w:t xml:space="preserve"> </w:t>
+      </w:r>
+      <w:r>
+        <w:t xml:space="preserve">In a group that uses shared macros (see</w:t>
+      </w:r>
+      <w:r>
+        <w:t xml:space="preserve"> </w:t>
+      </w:r>
+      <w:hyperlink w:anchor="using-shared-macros">
+        <w:r>
+          <w:rPr>
+            <w:rStyle w:val="Hyperlink"/>
+          </w:rPr>
+          <w:t xml:space="preserve">Using shared macros</w:t>
+        </w:r>
+      </w:hyperlink>
+      <w:r>
+        <w:t xml:space="preserve">),</w:t>
+      </w:r>
+      <w:r>
+        <w:t xml:space="preserve"> </w:t>
+      </w:r>
+      <w:r>
+        <w:t xml:space="preserve">write the predictor matrix with the matrix macro</w:t>
+      </w:r>
+      <w:r>
+        <w:t xml:space="preserve"> </w:t>
+      </w:r>
+      <w:r>
+        <w:rPr>
+          <w:rStyle w:val="VerbatimChar"/>
+        </w:rPr>
+        <w:t xml:space="preserve">\mX</w:t>
+      </w:r>
+      <w:r>
+        <w:t xml:space="preserve">.</w:t>
+      </w:r>
+    </w:p>
+    <w:p>
+      <w:pPr>
+        <w:pStyle w:val="BodyText"/>
+      </w:pPr>
+      <w:r>
+        <w:t xml:space="preserve">Keep two objects apart, because they are not the same matrix:</w:t>
+      </w:r>
+    </w:p>
+    <w:p>
+      <w:pPr>
+        <w:pStyle w:val="Compact"/>
+        <w:numPr>
+          <w:ilvl w:val="0"/>
+          <w:numId w:val="1014"/>
+        </w:numPr>
+      </w:pPr>
+      <w:r>
+        <w:t xml:space="preserve">The</w:t>
+      </w:r>
+      <w:r>
+        <w:t xml:space="preserve"> </w:t>
+      </w:r>
+      <w:r>
+        <w:rPr>
+          <w:i/>
+          <w:iCs/>
+        </w:rPr>
+        <w:t xml:space="preserve">predictor matrix</w:t>
+      </w:r>
+      <w:r>
+        <w:t xml:space="preserve"> </w:t>
+      </w:r>
+      <w:r>
+        <w:t xml:space="preserve">holds the raw inputs.</w:t>
+      </w:r>
+      <w:r>
+        <w:t xml:space="preserve"> </w:t>
+      </w:r>
+      <w:r>
+        <w:t xml:space="preserve">Its rows are the predictor vectors</w:t>
+      </w:r>
+      <w:r>
+        <w:t xml:space="preserve"> </w:t>
+      </w:r>
+      <w:r>
+        <w:t xml:space="preserve">$\vx_i$</w:t>
+      </w:r>
+      <w:r>
+        <w:t xml:space="preserve"> </w:t>
+      </w:r>
+      <w:r>
+        <w:t xml:space="preserve">of the</w:t>
+      </w:r>
+      <w:r>
+        <w:t xml:space="preserve"> </w:t>
+      </w:r>
+      <m:oMath>
+        <m:r>
+          <m:t>n</m:t>
+        </m:r>
+      </m:oMath>
+      <w:r>
+        <w:t xml:space="preserve"> </w:t>
+      </w:r>
+      <w:r>
+        <w:t xml:space="preserve">observations.</w:t>
+      </w:r>
+      <w:r>
+        <w:t xml:space="preserve"> </w:t>
+      </w:r>
+      <w:r>
+        <w:t xml:space="preserve">Write it</w:t>
+      </w:r>
+      <w:r>
+        <w:t xml:space="preserve"> </w:t>
+      </w:r>
+      <w:r>
+        <w:rPr>
+          <w:rStyle w:val="VerbatimChar"/>
+        </w:rPr>
+        <w:t xml:space="preserve">\mX</w:t>
+      </w:r>
+      <w:r>
+        <w:t xml:space="preserve">.</w:t>
+      </w:r>
+    </w:p>
+    <w:p>
+      <w:pPr>
+        <w:pStyle w:val="Compact"/>
+        <w:numPr>
+          <w:ilvl w:val="0"/>
+          <w:numId w:val="1014"/>
+        </w:numPr>
+      </w:pPr>
+      <w:r>
+        <w:t xml:space="preserve">The</w:t>
+      </w:r>
+      <w:r>
+        <w:t xml:space="preserve"> </w:t>
+      </w:r>
+      <w:r>
+        <w:rPr>
+          <w:i/>
+          <w:iCs/>
+        </w:rPr>
+        <w:t xml:space="preserve">design matrix</w:t>
+      </w:r>
+      <w:r>
+        <w:t xml:space="preserve"> </w:t>
+      </w:r>
+      <w:r>
+        <w:t xml:space="preserve">holds the inputs after any feature map and the intercept trick.</w:t>
+      </w:r>
+      <w:r>
+        <w:t xml:space="preserve"> </w:t>
+      </w:r>
+      <w:r>
+        <w:t xml:space="preserve">Its rows are the design vectors</w:t>
+      </w:r>
+      <w:r>
+        <w:t xml:space="preserve"> </w:t>
+      </w:r>
+      <w:r>
+        <w:t xml:space="preserve">$\vfeatmap(\vx_i)$</w:t>
+      </w:r>
+      <w:r>
+        <w:t xml:space="preserve">.</w:t>
+      </w:r>
+      <w:r>
+        <w:t xml:space="preserve"> </w:t>
+      </w:r>
+      <w:r>
+        <w:t xml:space="preserve">Write it</w:t>
+      </w:r>
+      <w:r>
+        <w:t xml:space="preserve"> </w:t>
+      </w:r>
+      <w:r>
+        <w:rPr>
+          <w:rStyle w:val="VerbatimChar"/>
+        </w:rPr>
+        <w:t xml:space="preserve">\design(\mX)</w:t>
+      </w:r>
+      <w:r>
+        <w:t xml:space="preserve">, or</w:t>
+      </w:r>
+      <w:r>
+        <w:t xml:space="preserve"> </w:t>
+      </w:r>
+      <w:r>
+        <w:rPr>
+          <w:rStyle w:val="VerbatimChar"/>
+        </w:rPr>
+        <w:t xml:space="preserve">\design</w:t>
+      </w:r>
+      <w:r>
+        <w:t xml:space="preserve"> </w:t>
+      </w:r>
+      <w:r>
+        <w:t xml:space="preserve">for short.</w:t>
+      </w:r>
+    </w:p>
+    <w:p>
+      <w:pPr>
+        <w:pStyle w:val="FirstParagraph"/>
+      </w:pPr>
+      <w:r>
+        <w:t xml:space="preserve">The same split holds for one observation:</w:t>
+      </w:r>
+      <w:r>
+        <w:t xml:space="preserve"> </w:t>
+      </w:r>
+      <w:r>
+        <w:t xml:space="preserve">the predictor vector is</w:t>
+      </w:r>
+      <w:r>
+        <w:t xml:space="preserve"> </w:t>
+      </w:r>
+      <w:r>
+        <w:rPr>
+          <w:rStyle w:val="VerbatimChar"/>
+        </w:rPr>
+        <w:t xml:space="preserve">\vx</w:t>
+      </w:r>
+      <w:r>
+        <w:t xml:space="preserve">, and the design vector is</w:t>
+      </w:r>
+      <w:r>
+        <w:t xml:space="preserve"> </w:t>
+      </w:r>
+      <w:r>
+        <w:rPr>
+          <w:rStyle w:val="VerbatimChar"/>
+        </w:rPr>
+        <w:t xml:space="preserve">\vfeatmap(\vx)</w:t>
+      </w:r>
+      <w:r>
+        <w:t xml:space="preserve">.</w:t>
+      </w:r>
+      <w:r>
+        <w:t xml:space="preserve"> </w:t>
+      </w:r>
+      <w:r>
+        <w:t xml:space="preserve">Without a feature map or an intercept column,</w:t>
+      </w:r>
+      <w:r>
+        <w:t xml:space="preserve"> </w:t>
+      </w:r>
+      <w:r>
+        <w:t xml:space="preserve">the design matrix equals the predictor matrix, but say so rather than reuse one symbol for both.</w:t>
+      </w:r>
+    </w:p>
+    <w:bookmarkStart w:id="63" w:name="exm-predictor-vs-design-matrix"/>
+    <w:p>
+      <w:pPr>
+        <w:pStyle w:val="BodyText"/>
+      </w:pPr>
+      <w:r>
+        <w:rPr>
+          <w:b/>
+          <w:bCs/>
+        </w:rPr>
+        <w:t xml:space="preserve">Example 24 (Predictor matrix and design matrix)</w:t>
+      </w:r>
+      <w:r>
+        <w:t xml:space="preserve"> </w:t>
+      </w:r>
+      <w:r>
+        <w:t xml:space="preserve"> </w:t>
+      </w:r>
+    </w:p>
+    <w:p>
+      <w:pPr>
+        <w:pStyle w:val="BlockText"/>
+      </w:pPr>
+      <w:r>
+        <w:t xml:space="preserve">❌ Let</w:t>
+      </w:r>
+      <w:r>
+        <w:t xml:space="preserve"> </w:t>
+      </w:r>
+      <m:oMath>
+        <m:r>
+          <m:t>X</m:t>
+        </m:r>
+      </m:oMath>
+      <w:r>
+        <w:t xml:space="preserve"> </w:t>
+      </w:r>
+      <w:r>
+        <w:t xml:space="preserve">be the design matrix, and fit</w:t>
+      </w:r>
+      <w:r>
+        <w:t xml:space="preserve"> </w:t>
+      </w:r>
+      <m:oMath>
+        <m:acc>
+          <m:accPr>
+            <m:chr m:val="̂"/>
+          </m:accPr>
+          <m:e>
+            <m:r>
+              <m:t>β</m:t>
+            </m:r>
+          </m:e>
+        </m:acc>
+        <m:r>
+          <m:rPr>
+            <m:sty m:val="p"/>
+          </m:rPr>
+          <m:t>=</m:t>
+        </m:r>
+        <m:r>
+          <m:rPr>
+            <m:sty m:val="p"/>
+          </m:rPr>
+          <m:t>(</m:t>
+        </m:r>
+        <m:sSup>
+          <m:e>
+            <m:r>
+              <m:t>X</m:t>
+            </m:r>
+          </m:e>
+          <m:sup>
+            <m:r>
+              <m:rPr>
+                <m:sty m:val="p"/>
+              </m:rPr>
+              <m:t>′</m:t>
+            </m:r>
+          </m:sup>
+        </m:sSup>
+        <m:r>
+          <m:t>X</m:t>
+        </m:r>
+        <m:sSup>
+          <m:e>
+            <m:r>
+              <m:rPr>
+                <m:sty m:val="p"/>
+              </m:rPr>
+              <m:t>)</m:t>
+            </m:r>
+          </m:e>
+          <m:sup>
+            <m:r>
+              <m:rPr>
+                <m:sty m:val="p"/>
+              </m:rPr>
+              <m:t>−</m:t>
+            </m:r>
+            <m:r>
+              <m:t>1</m:t>
+            </m:r>
+          </m:sup>
+        </m:sSup>
+        <m:sSup>
+          <m:e>
+            <m:r>
+              <m:t>X</m:t>
+            </m:r>
+          </m:e>
+          <m:sup>
+            <m:r>
+              <m:rPr>
+                <m:sty m:val="p"/>
+              </m:rPr>
+              <m:t>′</m:t>
+            </m:r>
+          </m:sup>
+        </m:sSup>
+        <m:r>
+          <m:t>y</m:t>
+        </m:r>
+      </m:oMath>
+      <w:r>
+        <w:t xml:space="preserve">.</w:t>
+      </w:r>
+    </w:p>
+    <w:p>
+      <w:pPr>
+        <w:pStyle w:val="BlockText"/>
+      </w:pPr>
+      <w:r>
+        <w:t xml:space="preserve">✅ Let</w:t>
+      </w:r>
+      <w:r>
+        <w:t xml:space="preserve"> </w:t>
+      </w:r>
+      <w:r>
+        <w:t xml:space="preserve">$\mX$</w:t>
+      </w:r>
+      <w:r>
+        <w:t xml:space="preserve"> </w:t>
+      </w:r>
+      <w:r>
+        <w:t xml:space="preserve">be the predictor matrix and</w:t>
+      </w:r>
+      <w:r>
+        <w:t xml:space="preserve"> </w:t>
+      </w:r>
+      <w:r>
+        <w:t xml:space="preserve">$\design(\mX)$</w:t>
+      </w:r>
+      <w:r>
+        <w:t xml:space="preserve"> </w:t>
+      </w:r>
+      <w:r>
+        <w:t xml:space="preserve">the design matrix.</w:t>
+      </w:r>
+      <w:r>
+        <w:t xml:space="preserve"> </w:t>
+      </w:r>
+      <w:r>
+        <w:t xml:space="preserve">The fitted coefficients solve the normal equations for</w:t>
+      </w:r>
+      <w:r>
+        <w:t xml:space="preserve"> </w:t>
+      </w:r>
+      <w:r>
+        <w:t xml:space="preserve">$\design(\mX)$</w:t>
+      </w:r>
+      <w:r>
+        <w:t xml:space="preserve">.</w:t>
+      </w:r>
+    </w:p>
+    <w:p>
+      <w:pPr>
+        <w:pStyle w:val="FirstParagraph"/>
+      </w:pPr>
+      <w:r>
+        <w:t xml:space="preserve">The ✅ version shows which matrix holds the raw inputs</w:t>
+      </w:r>
+      <w:r>
+        <w:t xml:space="preserve"> </w:t>
+      </w:r>
+      <w:r>
+        <w:t xml:space="preserve">and which holds the columns the model uses.</w:t>
+      </w:r>
+    </w:p>
+    <w:bookmarkEnd w:id="63"/>
+    <w:bookmarkEnd w:id="64"/>
+    <w:bookmarkStart w:id="66" w:name="stating-formulas-in-their-general-form"/>
+    <w:p>
+      <w:pPr>
+        <w:pStyle w:val="Heading2"/>
+      </w:pPr>
+      <w:r>
+        <w:t xml:space="preserve">14 Stating formulas in their general form</w:t>
+      </w:r>
+    </w:p>
+    <w:p>
+      <w:pPr>
+        <w:pStyle w:val="FirstParagraph"/>
+      </w:pPr>
+      <w:r>
+        <w:t xml:space="preserve">On a reference sheet, a formula sheet or a summary,</w:t>
+      </w:r>
+      <w:r>
+        <w:t xml:space="preserve"> </w:t>
+      </w:r>
+      <w:r>
+        <w:t xml:space="preserve">state each formula in its general form.</w:t>
+      </w:r>
+      <w:r>
+        <w:t xml:space="preserve"> </w:t>
+      </w:r>
+      <w:r>
+        <w:t xml:space="preserve">Do not state it only for a specific example.</w:t>
+      </w:r>
+      <w:r>
+        <w:t xml:space="preserve"> </w:t>
+      </w:r>
+      <w:r>
+        <w:t xml:space="preserve">A reader looks a formula up to apply it to a new case,</w:t>
+      </w:r>
+      <w:r>
+        <w:t xml:space="preserve"> </w:t>
+      </w:r>
+      <w:r>
+        <w:t xml:space="preserve">and an example shows only one case.</w:t>
+      </w:r>
+    </w:p>
+    <w:bookmarkStart w:id="65" w:name="exm-general-form-formula"/>
+    <w:p>
+      <w:pPr>
+        <w:pStyle w:val="BodyText"/>
+      </w:pPr>
+      <w:r>
+        <w:rPr>
+          <w:b/>
+          <w:bCs/>
+        </w:rPr>
+        <w:t xml:space="preserve">Example 25 (Stating the chain rule)</w:t>
+      </w:r>
+      <w:r>
+        <w:t xml:space="preserve"> </w:t>
+      </w:r>
+      <w:r>
+        <w:t xml:space="preserve"> </w:t>
+      </w:r>
+    </w:p>
+    <w:p>
+      <w:pPr>
+        <w:pStyle w:val="BlockText"/>
+      </w:pPr>
+      <w:r>
+        <w:t xml:space="preserve">❌</w:t>
+      </w:r>
+      <w:r>
+        <w:t xml:space="preserve"> </w:t>
+      </w:r>
+      <m:oMath>
+        <m:f>
+          <m:fPr>
+            <m:type m:val="bar"/>
+          </m:fPr>
+          <m:num>
+            <m:r>
+              <m:t>d</m:t>
+            </m:r>
+            <m:r>
+              <m:rPr>
+                <m:sty m:val="p"/>
+              </m:rPr>
+              <m:t>(</m:t>
+            </m:r>
+            <m:sSup>
+              <m:e>
+                <m:r>
+                  <m:t>u</m:t>
+                </m:r>
+              </m:e>
+              <m:sup>
+                <m:r>
+                  <m:t>2</m:t>
+                </m:r>
+              </m:sup>
+            </m:sSup>
+            <m:r>
+              <m:rPr>
+                <m:sty m:val="p"/>
+              </m:rPr>
+              <m:t>)</m:t>
+            </m:r>
+          </m:num>
+          <m:den>
+            <m:r>
+              <m:t>d</m:t>
+            </m:r>
+            <m:r>
+              <m:t>w</m:t>
+            </m:r>
+          </m:den>
+        </m:f>
+        <m:r>
+          <m:rPr>
+            <m:sty m:val="p"/>
+          </m:rPr>
+          <m:t>=</m:t>
+        </m:r>
+        <m:r>
+          <m:t>2</m:t>
+        </m:r>
+        <m:r>
+          <m:t>u</m:t>
+        </m:r>
+        <m:f>
+          <m:fPr>
+            <m:type m:val="bar"/>
+          </m:fPr>
+          <m:num>
+            <m:r>
+              <m:t>d</m:t>
+            </m:r>
+            <m:r>
+              <m:t>u</m:t>
+            </m:r>
+          </m:num>
+          <m:den>
+            <m:r>
+              <m:t>d</m:t>
+            </m:r>
+            <m:r>
+              <m:t>w</m:t>
+            </m:r>
+          </m:den>
+        </m:f>
+      </m:oMath>
+    </w:p>
+    <w:p>
+      <w:pPr>
+        <w:pStyle w:val="BlockText"/>
+      </w:pPr>
+      <w:r>
+        <w:t xml:space="preserve">✅</w:t>
+      </w:r>
+      <w:r>
+        <w:t xml:space="preserve"> </w:t>
+      </w:r>
+      <w:r>
+        <w:t xml:space="preserve">$\dif{f(u)}{w} = f'(u) \dif{u}{w}$</w:t>
+      </w:r>
+    </w:p>
+    <w:p>
+      <w:pPr>
+        <w:pStyle w:val="FirstParagraph"/>
+      </w:pPr>
+      <w:r>
+        <w:t xml:space="preserve">The ❌ line is the chain rule for squaring only.</w:t>
+      </w:r>
+      <w:r>
+        <w:t xml:space="preserve"> </w:t>
+      </w:r>
+      <w:r>
+        <w:t xml:space="preserve">The ✅ line holds for every differentiable</w:t>
+      </w:r>
+      <w:r>
+        <w:t xml:space="preserve"> </w:t>
+      </w:r>
+      <m:oMath>
+        <m:r>
+          <m:t>f</m:t>
+        </m:r>
+      </m:oMath>
+      <w:r>
+        <w:t xml:space="preserve">,</w:t>
+      </w:r>
+      <w:r>
+        <w:t xml:space="preserve"> </w:t>
+      </w:r>
+      <w:r>
+        <w:t xml:space="preserve">and the squaring case follows by taking</w:t>
+      </w:r>
+      <w:r>
+        <w:t xml:space="preserve"> </w:t>
+      </w:r>
+      <m:oMath>
+        <m:r>
+          <m:t>f</m:t>
+        </m:r>
+        <m:r>
+          <m:rPr>
+            <m:sty m:val="p"/>
+          </m:rPr>
+          <m:t>(</m:t>
+        </m:r>
+        <m:r>
+          <m:t>u</m:t>
+        </m:r>
+        <m:r>
+          <m:rPr>
+            <m:sty m:val="p"/>
+          </m:rPr>
+          <m:t>)</m:t>
+        </m:r>
+        <m:r>
+          <m:rPr>
+            <m:sty m:val="p"/>
+          </m:rPr>
+          <m:t>=</m:t>
+        </m:r>
+        <m:sSup>
+          <m:e>
+            <m:r>
+              <m:t>u</m:t>
+            </m:r>
+          </m:e>
+          <m:sup>
+            <m:r>
+              <m:t>2</m:t>
+            </m:r>
+          </m:sup>
+        </m:sSup>
+      </m:oMath>
+      <w:r>
+        <w:t xml:space="preserve">.</w:t>
+      </w:r>
+    </w:p>
+    <w:bookmarkEnd w:id="65"/>
+    <w:p>
+      <w:pPr>
+        <w:pStyle w:val="BodyText"/>
+      </w:pPr>
+      <w:r>
+        <w:t xml:space="preserve">Put a specific case on the sheet only as a labeled example next to the general formula.</w:t>
+      </w:r>
+    </w:p>
+    <w:bookmarkEnd w:id="66"/>
+    <w:bookmarkStart w:id="68" w:name="X7f8c42fa04e60987c7b1508a72c3ab256e37ba7"/>
+    <w:p>
+      <w:pPr>
+        <w:pStyle w:val="Heading2"/>
+      </w:pPr>
+      <w:r>
+        <w:t xml:space="preserve">15 Writing the mean function and the prediction function</w:t>
+      </w:r>
+    </w:p>
+    <w:p>
+      <w:pPr>
+        <w:pStyle w:val="FirstParagraph"/>
+      </w:pPr>
+      <w:r>
+        <w:t xml:space="preserve">Write the mean function as</w:t>
+      </w:r>
+      <w:r>
+        <w:t xml:space="preserve"> </w:t>
+      </w:r>
+      <w:r>
+        <w:t xml:space="preserve">$\truemean$</w:t>
+      </w:r>
+      <w:r>
+        <w:t xml:space="preserve">, not as</w:t>
+      </w:r>
+      <w:r>
+        <w:t xml:space="preserve"> </w:t>
+      </w:r>
+      <w:r>
+        <w:t xml:space="preserve">$\predfn$</w:t>
+      </w:r>
+      <w:r>
+        <w:t xml:space="preserve">.</w:t>
+      </w:r>
+      <w:r>
+        <w:t xml:space="preserve"> </w:t>
+      </w:r>
+      <w:r>
+        <w:t xml:space="preserve">The mean function is the population mean of the outcome given the inputs,</w:t>
+      </w:r>
+      <w:r>
+        <w:t xml:space="preserve"> </w:t>
+      </w:r>
+      <w:r>
+        <w:t xml:space="preserve">$\truemeanf{x}$</w:t>
+      </w:r>
+      <w:r>
+        <w:t xml:space="preserve">.</w:t>
+      </w:r>
+      <w:r>
+        <w:t xml:space="preserve"> </w:t>
+      </w:r>
+      <w:r>
+        <w:t xml:space="preserve">In a group that uses shared macros (see</w:t>
+      </w:r>
+      <w:r>
+        <w:t xml:space="preserve"> </w:t>
+      </w:r>
+      <w:hyperlink w:anchor="using-shared-macros">
+        <w:r>
+          <w:rPr>
+            <w:rStyle w:val="Hyperlink"/>
+          </w:rPr>
+          <w:t xml:space="preserve">Using shared macros</w:t>
+        </w:r>
+      </w:hyperlink>
+      <w:r>
+        <w:t xml:space="preserve">),</w:t>
+      </w:r>
+      <w:r>
+        <w:t xml:space="preserve"> </w:t>
+      </w:r>
+      <w:r>
+        <w:t xml:space="preserve">write it</w:t>
+      </w:r>
+      <w:r>
+        <w:t xml:space="preserve"> </w:t>
+      </w:r>
+      <w:r>
+        <w:rPr>
+          <w:rStyle w:val="VerbatimChar"/>
+        </w:rPr>
+        <w:t xml:space="preserve">\truemeanf{x}</w:t>
+      </w:r>
+      <w:r>
+        <w:t xml:space="preserve">.</w:t>
+      </w:r>
+    </w:p>
+    <w:p>
+      <w:pPr>
+        <w:pStyle w:val="BodyText"/>
+      </w:pPr>
+      <w:r>
+        <w:t xml:space="preserve">Name the object you mean.</w:t>
+      </w:r>
+      <w:r>
+        <w:t xml:space="preserve"> </w:t>
+      </w:r>
+      <w:r>
+        <w:t xml:space="preserve">When the text refers to the fitted prediction function as a concept,</w:t>
+      </w:r>
+      <w:r>
+        <w:t xml:space="preserve"> </w:t>
+      </w:r>
+      <w:r>
+        <w:t xml:space="preserve">the rule that turns an input into a predicted outcome,</w:t>
+      </w:r>
+      <w:r>
+        <w:t xml:space="preserve"> </w:t>
+      </w:r>
+      <w:r>
+        <w:t xml:space="preserve">write the fitted prediction function, not the fitted mean function.</w:t>
+      </w:r>
+      <w:r>
+        <w:t xml:space="preserve"> </w:t>
+      </w:r>
+      <w:r>
+        <w:t xml:space="preserve">Write it</w:t>
+      </w:r>
+      <w:r>
+        <w:t xml:space="preserve"> </w:t>
+      </w:r>
+      <w:r>
+        <w:rPr>
+          <w:rStyle w:val="VerbatimChar"/>
+        </w:rPr>
+        <w:t xml:space="preserve">\epredfnf{x}</w:t>
+      </w:r>
+      <w:r>
+        <w:t xml:space="preserve"> </w:t>
+      </w:r>
+      <w:r>
+        <w:t xml:space="preserve">(symbol</w:t>
+      </w:r>
+      <w:r>
+        <w:t xml:space="preserve"> </w:t>
+      </w:r>
+      <w:r>
+        <w:t xml:space="preserve">$\epredfn$</w:t>
+      </w:r>
+      <w:r>
+        <w:t xml:space="preserve">) for an estimated one, or</w:t>
+      </w:r>
+      <w:r>
+        <w:t xml:space="preserve"> </w:t>
+      </w:r>
+      <w:r>
+        <w:rPr>
+          <w:rStyle w:val="VerbatimChar"/>
+        </w:rPr>
+        <w:t xml:space="preserve">\predfnf{x}</w:t>
+      </w:r>
+      <w:r>
+        <w:t xml:space="preserve"> </w:t>
+      </w:r>
+      <w:r>
+        <w:t xml:space="preserve">(symbol</w:t>
+      </w:r>
+      <w:r>
+        <w:t xml:space="preserve"> </w:t>
+      </w:r>
+      <w:r>
+        <w:t xml:space="preserve">$\predfn$</w:t>
+      </w:r>
+      <w:r>
+        <w:t xml:space="preserve">) for any prediction function.</w:t>
+      </w:r>
+      <w:r>
+        <w:t xml:space="preserve"> </w:t>
+      </w:r>
+      <w:r>
+        <w:t xml:space="preserve">Use the fitted or estimated mean function only where the text is about</w:t>
+      </w:r>
+      <w:r>
+        <w:t xml:space="preserve"> </w:t>
+      </w:r>
+      <w:r>
+        <w:t xml:space="preserve">estimating the mean function</w:t>
+      </w:r>
+      <w:r>
+        <w:t xml:space="preserve"> </w:t>
+      </w:r>
+      <w:r>
+        <w:t xml:space="preserve">$\truemean$</w:t>
+      </w:r>
+      <w:r>
+        <w:t xml:space="preserve"> </w:t>
+      </w:r>
+      <w:r>
+        <w:t xml:space="preserve">itself.</w:t>
+      </w:r>
+    </w:p>
+    <w:bookmarkStart w:id="67" w:name="exm-mean-vs-prediction-function"/>
+    <w:p>
+      <w:pPr>
+        <w:pStyle w:val="BodyText"/>
+      </w:pPr>
+      <w:r>
+        <w:rPr>
+          <w:b/>
+          <w:bCs/>
+        </w:rPr>
+        <w:t xml:space="preserve">Example 26 (Mean function and fitted prediction function)</w:t>
+      </w:r>
+      <w:r>
+        <w:t xml:space="preserve"> </w:t>
+      </w:r>
+      <w:r>
+        <w:t xml:space="preserve"> </w:t>
+      </w:r>
+    </w:p>
+    <w:p>
+      <w:pPr>
+        <w:pStyle w:val="BlockText"/>
+      </w:pPr>
+      <w:r>
+        <w:t xml:space="preserve">❌ The expected squared error of the fitted mean function at</w:t>
+      </w:r>
+      <w:r>
+        <w:t xml:space="preserve"> </w:t>
+      </w:r>
+      <m:oMath>
+        <m:r>
+          <m:t>x</m:t>
+        </m:r>
+      </m:oMath>
+      <w:r>
+        <w:t xml:space="preserve"> </w:t>
+      </w:r>
+      <w:r>
+        <w:t xml:space="preserve">is</w:t>
+      </w:r>
+      <w:r>
+        <w:t xml:space="preserve"> </w:t>
+      </w:r>
+      <w:r>
+        <w:t xml:space="preserve">$\E{(y - \hat{f}(x))^2}$</w:t>
+      </w:r>
+      <w:r>
+        <w:t xml:space="preserve">.</w:t>
+      </w:r>
+    </w:p>
+    <w:p>
+      <w:pPr>
+        <w:pStyle w:val="BlockText"/>
+      </w:pPr>
+      <w:r>
+        <w:t xml:space="preserve">✅ The expected squared error of the fitted prediction function at</w:t>
+      </w:r>
+      <w:r>
+        <w:t xml:space="preserve"> </w:t>
+      </w:r>
+      <m:oMath>
+        <m:r>
+          <m:t>x</m:t>
+        </m:r>
+      </m:oMath>
+      <w:r>
+        <w:t xml:space="preserve"> </w:t>
+      </w:r>
+      <w:r>
+        <w:t xml:space="preserve">is</w:t>
+      </w:r>
+      <w:r>
+        <w:t xml:space="preserve"> </w:t>
+      </w:r>
+      <w:r>
+        <w:t xml:space="preserve">$\E{\paren{\outvar - \epredfnf{x}}^2}$</w:t>
+      </w:r>
+      <w:r>
+        <w:t xml:space="preserve">,</w:t>
+      </w:r>
+      <w:r>
+        <w:t xml:space="preserve"> </w:t>
+      </w:r>
+      <w:r>
+        <w:t xml:space="preserve">and its bias is</w:t>
+      </w:r>
+      <w:r>
+        <w:t xml:space="preserve"> </w:t>
+      </w:r>
+      <w:r>
+        <w:t xml:space="preserve">$\E{\epredfnf{x}} - \truemeanf{x}$</w:t>
+      </w:r>
+      <w:r>
+        <w:t xml:space="preserve">.</w:t>
+      </w:r>
+    </w:p>
+    <w:p>
+      <w:pPr>
+        <w:pStyle w:val="FirstParagraph"/>
+      </w:pPr>
+      <w:r>
+        <w:t xml:space="preserve">The ✅ version names the fitted prediction function where the concept is a prediction,</w:t>
+      </w:r>
+      <w:r>
+        <w:t xml:space="preserve"> </w:t>
+      </w:r>
+      <w:r>
+        <w:t xml:space="preserve">and keeps</w:t>
+      </w:r>
+      <w:r>
+        <w:t xml:space="preserve"> </w:t>
+      </w:r>
+      <w:r>
+        <w:t xml:space="preserve">$\truemean$</w:t>
+      </w:r>
+      <w:r>
+        <w:t xml:space="preserve"> </w:t>
+      </w:r>
+      <w:r>
+        <w:t xml:space="preserve">for the mean it is compared with.</w:t>
+      </w:r>
+    </w:p>
+    <w:bookmarkEnd w:id="67"/>
+    <w:bookmarkEnd w:id="68"/>
+    <w:bookmarkStart w:id="71" w:name="writing-out-notational-shorthands"/>
+    <w:p>
+      <w:pPr>
+        <w:pStyle w:val="Heading2"/>
+      </w:pPr>
+      <w:r>
+        <w:t xml:space="preserve">16 Writing out notational shorthands</w:t>
       </w:r>
     </w:p>
     <w:p>
@@ -13812,7 +15152,7 @@
       <w:r>
         <w:t xml:space="preserve"> </w:t>
       </w:r>
-      <w:hyperlink r:id="rId62">
+      <w:hyperlink r:id="rId69">
         <w:r>
           <w:rPr>
             <w:rStyle w:val="Hyperlink"/>
@@ -13853,7 +15193,7 @@
         <w:t xml:space="preserve">catalogs common shorthands and their full forms.</w:t>
       </w:r>
     </w:p>
-    <w:bookmarkStart w:id="63" w:name="exm-notational-shorthand"/>
+    <w:bookmarkStart w:id="70" w:name="exm-notational-shorthand"/>
     <w:p>
       <w:pPr>
         <w:pStyle w:val="BodyText"/>
@@ -13863,7 +15203,7 @@
           <w:b/>
           <w:bCs/>
         </w:rPr>
-        <w:t xml:space="preserve">Example 24 (Writing out the limits of a sum and the range of an index)</w:t>
+        <w:t xml:space="preserve">Example 27 (Writing out the limits of a sum and the range of an index)</w:t>
       </w:r>
       <w:r>
         <w:t xml:space="preserve"> </w:t>
@@ -14420,15 +15760,15 @@
         <w:t xml:space="preserve">observations.</w:t>
       </w:r>
     </w:p>
-    <w:bookmarkEnd w:id="63"/>
-    <w:bookmarkEnd w:id="64"/>
-    <w:bookmarkStart w:id="69" w:name="stating-assumptions-before-using-them"/>
+    <w:bookmarkEnd w:id="70"/>
+    <w:bookmarkEnd w:id="71"/>
+    <w:bookmarkStart w:id="76" w:name="stating-assumptions-before-using-them"/>
     <w:p>
       <w:pPr>
         <w:pStyle w:val="Heading2"/>
       </w:pPr>
       <w:r>
-        <w:t xml:space="preserve">13 Stating assumptions before using them</w:t>
+        <w:t xml:space="preserve">17 Stating assumptions before using them</w:t>
       </w:r>
     </w:p>
     <w:p>
@@ -14482,7 +15822,7 @@
         <w:pStyle w:val="Compact"/>
         <w:numPr>
           <w:ilvl w:val="0"/>
-          <w:numId w:val="1013"/>
+          <w:numId w:val="1015"/>
         </w:numPr>
       </w:pPr>
       <w:r>
@@ -14520,7 +15860,7 @@
         <w:pStyle w:val="Compact"/>
         <w:numPr>
           <w:ilvl w:val="0"/>
-          <w:numId w:val="1013"/>
+          <w:numId w:val="1015"/>
         </w:numPr>
       </w:pPr>
       <w:r>
@@ -14532,7 +15872,7 @@
         <w:pStyle w:val="Compact"/>
         <w:numPr>
           <w:ilvl w:val="0"/>
-          <w:numId w:val="1013"/>
+          <w:numId w:val="1015"/>
         </w:numPr>
       </w:pPr>
       <w:r>
@@ -14544,7 +15884,7 @@
         <w:pStyle w:val="Compact"/>
         <w:numPr>
           <w:ilvl w:val="0"/>
-          <w:numId w:val="1013"/>
+          <w:numId w:val="1015"/>
         </w:numPr>
       </w:pPr>
       <w:r>
@@ -14625,7 +15965,7 @@
         <w:pStyle w:val="Compact"/>
         <w:numPr>
           <w:ilvl w:val="0"/>
-          <w:numId w:val="1014"/>
+          <w:numId w:val="1016"/>
         </w:numPr>
       </w:pPr>
       <w:r>
@@ -14652,7 +15992,7 @@
         <w:pStyle w:val="Compact"/>
         <w:numPr>
           <w:ilvl w:val="0"/>
-          <w:numId w:val="1014"/>
+          <w:numId w:val="1016"/>
         </w:numPr>
       </w:pPr>
       <w:r>
@@ -14765,7 +16105,7 @@
         <w:t xml:space="preserve">because the assumptions use the names it introduces.</w:t>
       </w:r>
     </w:p>
-    <w:bookmarkStart w:id="65" w:name="exm-assumptions-first"/>
+    <w:bookmarkStart w:id="72" w:name="exm-assumptions-first"/>
     <w:p>
       <w:pPr>
         <w:pStyle w:val="BodyText"/>
@@ -14775,7 +16115,7 @@
           <w:b/>
           <w:bCs/>
         </w:rPr>
-        <w:t xml:space="preserve">Example 25 (Stating the restriction on</w:t>
+        <w:t xml:space="preserve">Example 28 (Stating the restriction on</w:t>
       </w:r>
       <w:r>
         <w:rPr>
@@ -15447,8 +16787,8 @@
         <w:t xml:space="preserve">and the justification says exactly where the condition is used.</w:t>
       </w:r>
     </w:p>
-    <w:bookmarkEnd w:id="65"/>
-    <w:bookmarkStart w:id="66" w:name="exm-assumptions-bullet-list"/>
+    <w:bookmarkEnd w:id="72"/>
+    <w:bookmarkStart w:id="73" w:name="exm-assumptions-bullet-list"/>
     <w:p>
       <w:pPr>
         <w:pStyle w:val="BodyText"/>
@@ -15458,7 +16798,7 @@
           <w:b/>
           <w:bCs/>
         </w:rPr>
-        <w:t xml:space="preserve">Example 26 (Writing several assumptions as one list)</w:t>
+        <w:t xml:space="preserve">Example 29 (Writing several assumptions as one list)</w:t>
       </w:r>
       <w:r>
         <w:t xml:space="preserve"> </w:t>
@@ -15548,7 +16888,7 @@
         <w:pStyle w:val="Compact"/>
         <w:numPr>
           <w:ilvl w:val="0"/>
-          <w:numId w:val="1015"/>
+          <w:numId w:val="1017"/>
         </w:numPr>
       </w:pPr>
       <w:r>
@@ -15585,7 +16925,7 @@
         <w:pStyle w:val="Compact"/>
         <w:numPr>
           <w:ilvl w:val="0"/>
-          <w:numId w:val="1015"/>
+          <w:numId w:val="1017"/>
         </w:numPr>
       </w:pPr>
       <w:r>
@@ -15597,7 +16937,7 @@
         <w:pStyle w:val="Compact"/>
         <w:numPr>
           <w:ilvl w:val="0"/>
-          <w:numId w:val="1015"/>
+          <w:numId w:val="1017"/>
         </w:numPr>
       </w:pPr>
       <w:r>
@@ -15653,8 +16993,8 @@
         <w:t xml:space="preserve">and the bullets show that the three assumptions are parallel and separate.</w:t>
       </w:r>
     </w:p>
-    <w:bookmarkEnd w:id="66"/>
-    <w:bookmarkStart w:id="67" w:name="exm-notation-bullet-list"/>
+    <w:bookmarkEnd w:id="73"/>
+    <w:bookmarkStart w:id="74" w:name="exm-notation-bullet-list"/>
     <w:p>
       <w:pPr>
         <w:pStyle w:val="BodyText"/>
@@ -15664,7 +17004,7 @@
           <w:b/>
           <w:bCs/>
         </w:rPr>
-        <w:t xml:space="preserve">Example 27 (Writing several names as one list)</w:t>
+        <w:t xml:space="preserve">Example 30 (Writing several names as one list)</w:t>
       </w:r>
       <w:r>
         <w:t xml:space="preserve"> </w:t>
@@ -15755,7 +17095,7 @@
         <w:pStyle w:val="Compact"/>
         <w:numPr>
           <w:ilvl w:val="0"/>
-          <w:numId w:val="1016"/>
+          <w:numId w:val="1018"/>
         </w:numPr>
       </w:pPr>
       <m:oMath>
@@ -15775,7 +17115,7 @@
         <w:pStyle w:val="Compact"/>
         <w:numPr>
           <w:ilvl w:val="0"/>
-          <w:numId w:val="1016"/>
+          <w:numId w:val="1018"/>
         </w:numPr>
       </w:pPr>
       <m:oMath>
@@ -15802,7 +17142,7 @@
         <w:pStyle w:val="Compact"/>
         <w:numPr>
           <w:ilvl w:val="0"/>
-          <w:numId w:val="1016"/>
+          <w:numId w:val="1018"/>
         </w:numPr>
       </w:pPr>
       <m:oMath>
@@ -15868,8 +17208,8 @@
         <w:t xml:space="preserve">a separate assumptions list after this one would state it.</w:t>
       </w:r>
     </w:p>
-    <w:bookmarkEnd w:id="67"/>
-    <w:bookmarkStart w:id="68" w:name="exm-parametrization-is-notation"/>
+    <w:bookmarkEnd w:id="74"/>
+    <w:bookmarkStart w:id="75" w:name="exm-parametrization-is-notation"/>
     <w:p>
       <w:pPr>
         <w:pStyle w:val="BodyText"/>
@@ -15879,7 +17219,7 @@
           <w:b/>
           <w:bCs/>
         </w:rPr>
-        <w:t xml:space="preserve">Example 28 (Defining the noise is a parametrization, not an assumption)</w:t>
+        <w:t xml:space="preserve">Example 31 (Defining the noise is a parametrization, not an assumption)</w:t>
       </w:r>
       <w:r>
         <w:t xml:space="preserve"> </w:t>
@@ -15901,7 +17241,7 @@
         <w:pStyle w:val="Compact"/>
         <w:numPr>
           <w:ilvl w:val="0"/>
-          <w:numId w:val="1017"/>
+          <w:numId w:val="1019"/>
         </w:numPr>
       </w:pPr>
       <w:r>
@@ -15922,7 +17262,7 @@
         <w:pStyle w:val="Compact"/>
         <w:numPr>
           <w:ilvl w:val="0"/>
-          <w:numId w:val="1017"/>
+          <w:numId w:val="1019"/>
         </w:numPr>
       </w:pPr>
       <w:r>
@@ -15965,7 +17305,7 @@
         <w:pStyle w:val="Compact"/>
         <w:numPr>
           <w:ilvl w:val="0"/>
-          <w:numId w:val="1018"/>
+          <w:numId w:val="1020"/>
         </w:numPr>
       </w:pPr>
       <w:r>
@@ -16004,7 +17344,7 @@
         <w:pStyle w:val="Compact"/>
         <w:numPr>
           <w:ilvl w:val="0"/>
-          <w:numId w:val="1018"/>
+          <w:numId w:val="1020"/>
         </w:numPr>
       </w:pPr>
       <w:r>
@@ -16164,8 +17504,8 @@
         <w:t xml:space="preserve">.</w:t>
       </w:r>
     </w:p>
-    <w:bookmarkEnd w:id="68"/>
-    <w:bookmarkEnd w:id="69"/>
+    <w:bookmarkEnd w:id="75"/>
+    <w:bookmarkEnd w:id="76"/>
     <w:sectPr>
       <w:footnotePr>
         <w:numRestart w:val="eachSect"/>
@@ -16546,6 +17886,12 @@
     <w:abstractNumId w:val="991"/>
   </w:num>
   <w:num w:numId="1018">
+    <w:abstractNumId w:val="991"/>
+  </w:num>
+  <w:num w:numId="1019">
+    <w:abstractNumId w:val="991"/>
+  </w:num>
+  <w:num w:numId="1020">
     <w:abstractNumId w:val="991"/>
   </w:num>
 </w:numbering>

--- a/pr-preview/pr-325/chapters/notation.docx
+++ b/pr-preview/pr-325/chapters/notation.docx
@@ -15,7 +15,7 @@
         <w:pStyle w:val="Date"/>
       </w:pPr>
       <w:r>
-        <w:t xml:space="preserve">Last modified: 2026-10-27 20:05:14 (PDT)</w:t>
+        <w:t xml:space="preserve">Last modified: 2026-10-27 20:44:55 (PDT)</w:t>
       </w:r>
     </w:p>
     <w:tbl>
@@ -12454,13 +12454,16 @@
         <w:t xml:space="preserve"> </w:t>
       </w:r>
       <w:r>
-        <w:t xml:space="preserve">For example, write the expected squared error</w:t>
-      </w:r>
-      <w:r>
-        <w:t xml:space="preserve"> </w:t>
-      </w:r>
-      <w:r>
-        <w:t xml:space="preserve">as the squared bias plus the variance plus the irreducible error,</w:t>
+        <w:t xml:space="preserve">For example, write the expected squared prediction error</w:t>
+      </w:r>
+      <w:r>
+        <w:t xml:space="preserve"> </w:t>
+      </w:r>
+      <w:r>
+        <w:t xml:space="preserve">as the squared bias plus the variance plus the residual variance,</w:t>
+      </w:r>
+      <w:r>
+        <w:t xml:space="preserve"> </w:t>
       </w:r>
       <w:r>
         <w:t xml:space="preserve"> </w:t>
